--- a/ОС_Гатятуллина/пр5/пр5.docx
+++ b/ОС_Гатятуллина/пр5/пр5.docx
@@ -21,17 +21,7 @@
           <w:sz w:val="28"/>
           <w:szCs w:val="28"/>
         </w:rPr>
-        <w:t xml:space="preserve">Практическая </w:t>
-      </w:r>
-      <w:r>
-        <w:rPr>
-          <w:rFonts w:ascii="Times New Roman" w:hAnsi="Times New Roman" w:cs="Times New Roman"/>
-          <w:b/>
-          <w:bCs/>
-          <w:sz w:val="28"/>
-          <w:szCs w:val="28"/>
-        </w:rPr>
-        <w:t>5</w:t>
+        <w:t>Практическая 5</w:t>
       </w:r>
     </w:p>
     <w:p>
@@ -56,7 +46,15 @@
         <w:t>Сделали Кузнецов Никита, Сиразиев Данил, Альбертович Богдан</w:t>
       </w:r>
     </w:p>
-    <w:p/>
+    <w:p>
+      <w:pPr>
+        <w:rPr>
+          <w:rFonts w:ascii="Times New Roman" w:hAnsi="Times New Roman" w:cs="Times New Roman"/>
+          <w:sz w:val="28"/>
+          <w:szCs w:val="28"/>
+        </w:rPr>
+      </w:pPr>
+    </w:p>
     <w:tbl>
       <w:tblPr>
         <w:tblStyle w:val="a3"/>
@@ -1070,14 +1068,43 @@
         <w:tabs>
           <w:tab w:val="left" w:pos="5650"/>
         </w:tabs>
+        <w:rPr>
+          <w:rFonts w:ascii="Times New Roman" w:hAnsi="Times New Roman" w:cs="Times New Roman"/>
+          <w:sz w:val="28"/>
+          <w:szCs w:val="28"/>
+        </w:rPr>
       </w:pPr>
     </w:p>
     <w:p>
+      <w:pPr>
+        <w:rPr>
+          <w:rFonts w:ascii="Times New Roman" w:hAnsi="Times New Roman" w:cs="Times New Roman"/>
+          <w:b/>
+          <w:bCs/>
+          <w:sz w:val="28"/>
+          <w:szCs w:val="28"/>
+        </w:rPr>
+      </w:pPr>
       <w:r>
+        <w:rPr>
+          <w:rFonts w:ascii="Times New Roman" w:hAnsi="Times New Roman" w:cs="Times New Roman"/>
+          <w:b/>
+          <w:bCs/>
+          <w:sz w:val="28"/>
+          <w:szCs w:val="28"/>
+        </w:rPr>
         <w:t>Часть 2</w:t>
       </w:r>
     </w:p>
-    <w:p/>
+    <w:p>
+      <w:pPr>
+        <w:rPr>
+          <w:rFonts w:ascii="Times New Roman" w:hAnsi="Times New Roman" w:cs="Times New Roman"/>
+          <w:sz w:val="28"/>
+          <w:szCs w:val="28"/>
+        </w:rPr>
+      </w:pPr>
+    </w:p>
     <w:tbl>
       <w:tblPr>
         <w:tblStyle w:val="a3"/>
@@ -1321,15 +1348,7 @@
                 <w:sz w:val="28"/>
                 <w:szCs w:val="28"/>
               </w:rPr>
-              <w:t xml:space="preserve"> </w:t>
-            </w:r>
-            <w:r>
-              <w:rPr>
-                <w:rFonts w:ascii="Times New Roman" w:hAnsi="Times New Roman" w:cs="Times New Roman"/>
-                <w:sz w:val="28"/>
-                <w:szCs w:val="28"/>
-              </w:rPr>
-              <w:t xml:space="preserve">на базе </w:t>
+              <w:t xml:space="preserve"> на базе </w:t>
             </w:r>
             <w:r>
               <w:rPr>
@@ -1679,7 +1698,7 @@
                 <w:sz w:val="28"/>
                 <w:szCs w:val="28"/>
               </w:rPr>
-              <w:t>Звуковые, видео и игровы</w:t>
+              <w:t xml:space="preserve">Звуковые, видео и </w:t>
             </w:r>
             <w:r>
               <w:rPr>
@@ -1688,7 +1707,7 @@
                 <w:szCs w:val="28"/>
               </w:rPr>
               <w:lastRenderedPageBreak/>
-              <w:t>е устройства</w:t>
+              <w:t>игровые устройства</w:t>
             </w:r>
           </w:p>
         </w:tc>
@@ -1711,16 +1730,24 @@
                 <w:szCs w:val="28"/>
               </w:rPr>
               <w:lastRenderedPageBreak/>
-              <w:t xml:space="preserve">Устройство с поддержкой </w:t>
-            </w:r>
-            <w:r>
-              <w:rPr>
-                <w:rFonts w:ascii="Times New Roman" w:hAnsi="Times New Roman" w:cs="Times New Roman"/>
-                <w:sz w:val="28"/>
-                <w:szCs w:val="28"/>
-                <w:lang w:val="en-US"/>
+              <w:t>Устройство с поддер</w:t>
+            </w:r>
+            <w:r>
+              <w:rPr>
+                <w:rFonts w:ascii="Times New Roman" w:hAnsi="Times New Roman" w:cs="Times New Roman"/>
+                <w:sz w:val="28"/>
+                <w:szCs w:val="28"/>
               </w:rPr>
               <w:lastRenderedPageBreak/>
+              <w:t xml:space="preserve">жкой </w:t>
+            </w:r>
+            <w:r>
+              <w:rPr>
+                <w:rFonts w:ascii="Times New Roman" w:hAnsi="Times New Roman" w:cs="Times New Roman"/>
+                <w:sz w:val="28"/>
+                <w:szCs w:val="28"/>
+                <w:lang w:val="en-US"/>
+              </w:rPr>
               <w:t>High</w:t>
             </w:r>
             <w:r>
@@ -2216,6 +2243,386 @@
               <w:t>AmdPPM</w:t>
             </w:r>
             <w:proofErr w:type="spellEnd"/>
+          </w:p>
+        </w:tc>
+      </w:tr>
+    </w:tbl>
+    <w:p>
+      <w:pPr>
+        <w:rPr>
+          <w:rFonts w:ascii="Times New Roman" w:hAnsi="Times New Roman" w:cs="Times New Roman"/>
+          <w:sz w:val="28"/>
+          <w:szCs w:val="28"/>
+        </w:rPr>
+      </w:pPr>
+    </w:p>
+    <w:p>
+      <w:pPr>
+        <w:rPr>
+          <w:rFonts w:ascii="Times New Roman" w:hAnsi="Times New Roman" w:cs="Times New Roman"/>
+          <w:b/>
+          <w:bCs/>
+          <w:sz w:val="48"/>
+          <w:szCs w:val="48"/>
+        </w:rPr>
+      </w:pPr>
+      <w:r>
+        <w:rPr>
+          <w:rFonts w:ascii="Times New Roman" w:hAnsi="Times New Roman" w:cs="Times New Roman"/>
+          <w:b/>
+          <w:bCs/>
+          <w:sz w:val="48"/>
+          <w:szCs w:val="48"/>
+        </w:rPr>
+        <w:t>ТОК ГАНВЕСТ НЕ В СЧЕТ, ЭТО ЧИТЫ</w:t>
+      </w:r>
+    </w:p>
+    <w:p>
+      <w:pPr>
+        <w:rPr>
+          <w:rFonts w:ascii="Times New Roman" w:hAnsi="Times New Roman" w:cs="Times New Roman"/>
+          <w:sz w:val="28"/>
+          <w:szCs w:val="28"/>
+        </w:rPr>
+      </w:pPr>
+    </w:p>
+    <w:p>
+      <w:pPr>
+        <w:rPr>
+          <w:rFonts w:ascii="Times New Roman" w:hAnsi="Times New Roman" w:cs="Times New Roman"/>
+          <w:b/>
+          <w:bCs/>
+          <w:sz w:val="28"/>
+          <w:szCs w:val="28"/>
+        </w:rPr>
+      </w:pPr>
+      <w:r>
+        <w:rPr>
+          <w:rFonts w:ascii="Times New Roman" w:hAnsi="Times New Roman" w:cs="Times New Roman"/>
+          <w:b/>
+          <w:bCs/>
+          <w:sz w:val="28"/>
+          <w:szCs w:val="28"/>
+        </w:rPr>
+        <w:t>Часть 3</w:t>
+      </w:r>
+    </w:p>
+    <w:tbl>
+      <w:tblPr>
+        <w:tblStyle w:val="a3"/>
+        <w:tblW w:w="0" w:type="auto"/>
+        <w:tblLook w:val="04A0" w:firstRow="1" w:lastRow="0" w:firstColumn="1" w:lastColumn="0" w:noHBand="0" w:noVBand="1"/>
+      </w:tblPr>
+      <w:tblGrid>
+        <w:gridCol w:w="4672"/>
+        <w:gridCol w:w="4673"/>
+      </w:tblGrid>
+      <w:tr>
+        <w:tc>
+          <w:tcPr>
+            <w:tcW w:w="4672" w:type="dxa"/>
+          </w:tcPr>
+          <w:p>
+            <w:pPr>
+              <w:rPr>
+                <w:rFonts w:ascii="Times New Roman" w:hAnsi="Times New Roman" w:cs="Times New Roman"/>
+                <w:b/>
+                <w:bCs/>
+                <w:sz w:val="28"/>
+                <w:szCs w:val="28"/>
+              </w:rPr>
+            </w:pPr>
+            <w:r>
+              <w:rPr>
+                <w:rFonts w:ascii="Times New Roman" w:hAnsi="Times New Roman" w:cs="Times New Roman"/>
+                <w:b/>
+                <w:bCs/>
+                <w:sz w:val="28"/>
+                <w:szCs w:val="28"/>
+              </w:rPr>
+              <w:t>Параметр</w:t>
+            </w:r>
+          </w:p>
+        </w:tc>
+        <w:tc>
+          <w:tcPr>
+            <w:tcW w:w="4673" w:type="dxa"/>
+          </w:tcPr>
+          <w:p>
+            <w:pPr>
+              <w:rPr>
+                <w:rFonts w:ascii="Times New Roman" w:hAnsi="Times New Roman" w:cs="Times New Roman"/>
+                <w:b/>
+                <w:bCs/>
+                <w:sz w:val="28"/>
+                <w:szCs w:val="28"/>
+              </w:rPr>
+            </w:pPr>
+            <w:r>
+              <w:rPr>
+                <w:rFonts w:ascii="Times New Roman" w:hAnsi="Times New Roman" w:cs="Times New Roman"/>
+                <w:b/>
+                <w:bCs/>
+                <w:sz w:val="28"/>
+                <w:szCs w:val="28"/>
+              </w:rPr>
+              <w:t>Значение</w:t>
+            </w:r>
+          </w:p>
+        </w:tc>
+      </w:tr>
+      <w:tr>
+        <w:tc>
+          <w:tcPr>
+            <w:tcW w:w="4672" w:type="dxa"/>
+          </w:tcPr>
+          <w:p>
+            <w:pPr>
+              <w:rPr>
+                <w:rFonts w:ascii="Times New Roman" w:hAnsi="Times New Roman" w:cs="Times New Roman"/>
+                <w:sz w:val="28"/>
+                <w:szCs w:val="28"/>
+              </w:rPr>
+            </w:pPr>
+            <w:r>
+              <w:rPr>
+                <w:rFonts w:ascii="Times New Roman" w:hAnsi="Times New Roman" w:cs="Times New Roman"/>
+                <w:sz w:val="28"/>
+                <w:szCs w:val="28"/>
+              </w:rPr>
+              <w:t>Процессор</w:t>
+            </w:r>
+          </w:p>
+        </w:tc>
+        <w:tc>
+          <w:tcPr>
+            <w:tcW w:w="4673" w:type="dxa"/>
+          </w:tcPr>
+          <w:p>
+            <w:pPr>
+              <w:rPr>
+                <w:rFonts w:ascii="Times New Roman" w:hAnsi="Times New Roman" w:cs="Times New Roman"/>
+                <w:sz w:val="28"/>
+                <w:szCs w:val="28"/>
+                <w:lang w:val="en-US"/>
+              </w:rPr>
+            </w:pPr>
+            <w:r>
+              <w:rPr>
+                <w:rFonts w:ascii="Times New Roman" w:hAnsi="Times New Roman" w:cs="Times New Roman"/>
+                <w:sz w:val="28"/>
+                <w:szCs w:val="28"/>
+                <w:lang w:val="en-US"/>
+              </w:rPr>
+              <w:t>AMD Ryzen 3 2200G with Radeon Vega Graphics 3.49 GHz</w:t>
+            </w:r>
+          </w:p>
+        </w:tc>
+      </w:tr>
+      <w:tr>
+        <w:tc>
+          <w:tcPr>
+            <w:tcW w:w="4672" w:type="dxa"/>
+          </w:tcPr>
+          <w:p>
+            <w:pPr>
+              <w:rPr>
+                <w:rFonts w:ascii="Times New Roman" w:hAnsi="Times New Roman" w:cs="Times New Roman"/>
+                <w:sz w:val="28"/>
+                <w:szCs w:val="28"/>
+              </w:rPr>
+            </w:pPr>
+            <w:r>
+              <w:rPr>
+                <w:rFonts w:ascii="Times New Roman" w:hAnsi="Times New Roman" w:cs="Times New Roman"/>
+                <w:sz w:val="28"/>
+                <w:szCs w:val="28"/>
+              </w:rPr>
+              <w:t>Установленная память</w:t>
+            </w:r>
+          </w:p>
+        </w:tc>
+        <w:tc>
+          <w:tcPr>
+            <w:tcW w:w="4673" w:type="dxa"/>
+          </w:tcPr>
+          <w:p>
+            <w:pPr>
+              <w:rPr>
+                <w:rFonts w:ascii="Times New Roman" w:hAnsi="Times New Roman" w:cs="Times New Roman"/>
+                <w:sz w:val="28"/>
+                <w:szCs w:val="28"/>
+              </w:rPr>
+            </w:pPr>
+            <w:r>
+              <w:rPr>
+                <w:rFonts w:ascii="Times New Roman" w:hAnsi="Times New Roman" w:cs="Times New Roman"/>
+                <w:sz w:val="28"/>
+                <w:szCs w:val="28"/>
+                <w:lang w:val="en-US"/>
+              </w:rPr>
+              <w:t xml:space="preserve">2 </w:t>
+            </w:r>
+            <w:r>
+              <w:rPr>
+                <w:rFonts w:ascii="Times New Roman" w:hAnsi="Times New Roman" w:cs="Times New Roman"/>
+                <w:sz w:val="28"/>
+                <w:szCs w:val="28"/>
+              </w:rPr>
+              <w:t>ГБ</w:t>
+            </w:r>
+          </w:p>
+        </w:tc>
+      </w:tr>
+      <w:tr>
+        <w:tc>
+          <w:tcPr>
+            <w:tcW w:w="4672" w:type="dxa"/>
+          </w:tcPr>
+          <w:p>
+            <w:pPr>
+              <w:rPr>
+                <w:rFonts w:ascii="Times New Roman" w:hAnsi="Times New Roman" w:cs="Times New Roman"/>
+                <w:sz w:val="28"/>
+                <w:szCs w:val="28"/>
+              </w:rPr>
+            </w:pPr>
+            <w:r>
+              <w:rPr>
+                <w:rFonts w:ascii="Times New Roman" w:hAnsi="Times New Roman" w:cs="Times New Roman"/>
+                <w:sz w:val="28"/>
+                <w:szCs w:val="28"/>
+              </w:rPr>
+              <w:t>Тип системы</w:t>
+            </w:r>
+          </w:p>
+        </w:tc>
+        <w:tc>
+          <w:tcPr>
+            <w:tcW w:w="4673" w:type="dxa"/>
+          </w:tcPr>
+          <w:p>
+            <w:pPr>
+              <w:rPr>
+                <w:rFonts w:ascii="Times New Roman" w:hAnsi="Times New Roman" w:cs="Times New Roman"/>
+                <w:sz w:val="28"/>
+                <w:szCs w:val="28"/>
+              </w:rPr>
+            </w:pPr>
+            <w:r>
+              <w:rPr>
+                <w:rFonts w:ascii="Times New Roman" w:hAnsi="Times New Roman" w:cs="Times New Roman"/>
+                <w:sz w:val="28"/>
+                <w:szCs w:val="28"/>
+              </w:rPr>
+              <w:t>64 разрядная</w:t>
+            </w:r>
+          </w:p>
+        </w:tc>
+      </w:tr>
+      <w:tr>
+        <w:tc>
+          <w:tcPr>
+            <w:tcW w:w="4672" w:type="dxa"/>
+          </w:tcPr>
+          <w:p>
+            <w:pPr>
+              <w:rPr>
+                <w:rFonts w:ascii="Times New Roman" w:hAnsi="Times New Roman" w:cs="Times New Roman"/>
+                <w:sz w:val="28"/>
+                <w:szCs w:val="28"/>
+              </w:rPr>
+            </w:pPr>
+            <w:r>
+              <w:rPr>
+                <w:rFonts w:ascii="Times New Roman" w:hAnsi="Times New Roman" w:cs="Times New Roman"/>
+                <w:sz w:val="28"/>
+                <w:szCs w:val="28"/>
+              </w:rPr>
+              <w:t xml:space="preserve">Имя </w:t>
+            </w:r>
+            <w:proofErr w:type="spellStart"/>
+            <w:r>
+              <w:rPr>
+                <w:rFonts w:ascii="Times New Roman" w:hAnsi="Times New Roman" w:cs="Times New Roman"/>
+                <w:sz w:val="28"/>
+                <w:szCs w:val="28"/>
+              </w:rPr>
+              <w:t>компютера</w:t>
+            </w:r>
+            <w:proofErr w:type="spellEnd"/>
+          </w:p>
+        </w:tc>
+        <w:tc>
+          <w:tcPr>
+            <w:tcW w:w="4673" w:type="dxa"/>
+          </w:tcPr>
+          <w:p>
+            <w:pPr>
+              <w:rPr>
+                <w:rFonts w:ascii="Times New Roman" w:hAnsi="Times New Roman" w:cs="Times New Roman"/>
+                <w:sz w:val="28"/>
+                <w:szCs w:val="28"/>
+                <w:lang w:val="en-US"/>
+              </w:rPr>
+            </w:pPr>
+            <w:r>
+              <w:rPr>
+                <w:rFonts w:ascii="Times New Roman" w:hAnsi="Times New Roman" w:cs="Times New Roman"/>
+                <w:sz w:val="28"/>
+                <w:szCs w:val="28"/>
+                <w:lang w:val="en-US"/>
+              </w:rPr>
+              <w:t>Windargal007</w:t>
+            </w:r>
+          </w:p>
+        </w:tc>
+      </w:tr>
+      <w:tr>
+        <w:tc>
+          <w:tcPr>
+            <w:tcW w:w="4672" w:type="dxa"/>
+          </w:tcPr>
+          <w:p>
+            <w:pPr>
+              <w:rPr>
+                <w:rFonts w:ascii="Times New Roman" w:hAnsi="Times New Roman" w:cs="Times New Roman"/>
+                <w:sz w:val="28"/>
+                <w:szCs w:val="28"/>
+              </w:rPr>
+            </w:pPr>
+            <w:r>
+              <w:rPr>
+                <w:rFonts w:ascii="Times New Roman" w:hAnsi="Times New Roman" w:cs="Times New Roman"/>
+                <w:sz w:val="28"/>
+                <w:szCs w:val="28"/>
+              </w:rPr>
+              <w:t>Рабочая группа</w:t>
+            </w:r>
+          </w:p>
+        </w:tc>
+        <w:tc>
+          <w:tcPr>
+            <w:tcW w:w="4673" w:type="dxa"/>
+          </w:tcPr>
+          <w:p>
+            <w:pPr>
+              <w:rPr>
+                <w:rFonts w:ascii="Times New Roman" w:hAnsi="Times New Roman" w:cs="Times New Roman"/>
+                <w:sz w:val="28"/>
+                <w:szCs w:val="28"/>
+                <w:lang w:val="en-US"/>
+              </w:rPr>
+            </w:pPr>
+            <w:r>
+              <w:rPr>
+                <w:rFonts w:ascii="Times New Roman" w:hAnsi="Times New Roman" w:cs="Times New Roman"/>
+                <w:sz w:val="28"/>
+                <w:szCs w:val="28"/>
+                <w:lang w:val="en-US"/>
+              </w:rPr>
+              <w:t>WORKGROUP</w:t>
+            </w:r>
           </w:p>
         </w:tc>
       </w:tr>
@@ -2251,25 +2658,464 @@
       <w:pPr>
         <w:rPr>
           <w:rFonts w:ascii="Times New Roman" w:hAnsi="Times New Roman" w:cs="Times New Roman"/>
-          <w:sz w:val="48"/>
-          <w:szCs w:val="48"/>
+          <w:sz w:val="28"/>
+          <w:szCs w:val="28"/>
+        </w:rPr>
+      </w:pPr>
+    </w:p>
+    <w:p>
+      <w:pPr>
+        <w:rPr>
+          <w:rFonts w:ascii="Times New Roman" w:hAnsi="Times New Roman" w:cs="Times New Roman"/>
+          <w:b/>
+          <w:bCs/>
+          <w:sz w:val="28"/>
+          <w:szCs w:val="28"/>
         </w:rPr>
       </w:pPr>
       <w:r>
         <w:rPr>
           <w:rFonts w:ascii="Times New Roman" w:hAnsi="Times New Roman" w:cs="Times New Roman"/>
-          <w:sz w:val="48"/>
-          <w:szCs w:val="48"/>
+          <w:b/>
+          <w:bCs/>
+          <w:sz w:val="28"/>
+          <w:szCs w:val="28"/>
         </w:rPr>
-        <w:t>ТОК ГАНВЕСТ НЕ В СЧЕТ, ЭТО ЧИТЫ</w:t>
+        <w:lastRenderedPageBreak/>
+        <w:t>4 часть</w:t>
       </w:r>
     </w:p>
+    <w:tbl>
+      <w:tblPr>
+        <w:tblStyle w:val="a3"/>
+        <w:tblW w:w="0" w:type="auto"/>
+        <w:tblLook w:val="04A0" w:firstRow="1" w:lastRow="0" w:firstColumn="1" w:lastColumn="0" w:noHBand="0" w:noVBand="1"/>
+      </w:tblPr>
+      <w:tblGrid>
+        <w:gridCol w:w="4673"/>
+        <w:gridCol w:w="4672"/>
+      </w:tblGrid>
+      <w:tr>
+        <w:tc>
+          <w:tcPr>
+            <w:tcW w:w="4673" w:type="dxa"/>
+          </w:tcPr>
+          <w:p>
+            <w:pPr>
+              <w:rPr>
+                <w:rFonts w:ascii="Times New Roman" w:hAnsi="Times New Roman" w:cs="Times New Roman"/>
+                <w:b/>
+                <w:bCs/>
+                <w:sz w:val="28"/>
+                <w:szCs w:val="28"/>
+              </w:rPr>
+            </w:pPr>
+            <w:r>
+              <w:rPr>
+                <w:rFonts w:ascii="Times New Roman" w:hAnsi="Times New Roman" w:cs="Times New Roman"/>
+                <w:b/>
+                <w:bCs/>
+                <w:sz w:val="28"/>
+                <w:szCs w:val="28"/>
+              </w:rPr>
+              <w:t>Параметр</w:t>
+            </w:r>
+          </w:p>
+        </w:tc>
+        <w:tc>
+          <w:tcPr>
+            <w:tcW w:w="4672" w:type="dxa"/>
+          </w:tcPr>
+          <w:p>
+            <w:pPr>
+              <w:rPr>
+                <w:rFonts w:ascii="Times New Roman" w:hAnsi="Times New Roman" w:cs="Times New Roman"/>
+                <w:b/>
+                <w:bCs/>
+                <w:sz w:val="28"/>
+                <w:szCs w:val="28"/>
+              </w:rPr>
+            </w:pPr>
+            <w:r>
+              <w:rPr>
+                <w:rFonts w:ascii="Times New Roman" w:hAnsi="Times New Roman" w:cs="Times New Roman"/>
+                <w:b/>
+                <w:bCs/>
+                <w:sz w:val="28"/>
+                <w:szCs w:val="28"/>
+              </w:rPr>
+              <w:t>Значение</w:t>
+            </w:r>
+          </w:p>
+        </w:tc>
+      </w:tr>
+      <w:tr>
+        <w:tc>
+          <w:tcPr>
+            <w:tcW w:w="4673" w:type="dxa"/>
+          </w:tcPr>
+          <w:p>
+            <w:pPr>
+              <w:rPr>
+                <w:rFonts w:ascii="Times New Roman" w:hAnsi="Times New Roman" w:cs="Times New Roman"/>
+                <w:sz w:val="28"/>
+                <w:szCs w:val="28"/>
+              </w:rPr>
+            </w:pPr>
+            <w:r>
+              <w:rPr>
+                <w:rFonts w:ascii="Times New Roman" w:hAnsi="Times New Roman" w:cs="Times New Roman"/>
+                <w:sz w:val="28"/>
+                <w:szCs w:val="28"/>
+              </w:rPr>
+              <w:t>Разрешение экрана</w:t>
+            </w:r>
+          </w:p>
+        </w:tc>
+        <w:tc>
+          <w:tcPr>
+            <w:tcW w:w="4672" w:type="dxa"/>
+          </w:tcPr>
+          <w:p>
+            <w:pPr>
+              <w:rPr>
+                <w:rFonts w:ascii="Times New Roman" w:hAnsi="Times New Roman" w:cs="Times New Roman"/>
+                <w:sz w:val="28"/>
+                <w:szCs w:val="28"/>
+              </w:rPr>
+            </w:pPr>
+            <w:r>
+              <w:rPr>
+                <w:rFonts w:ascii="Times New Roman" w:hAnsi="Times New Roman" w:cs="Times New Roman"/>
+                <w:sz w:val="28"/>
+                <w:szCs w:val="28"/>
+              </w:rPr>
+              <w:t>1024х768</w:t>
+            </w:r>
+          </w:p>
+        </w:tc>
+      </w:tr>
+      <w:tr>
+        <w:tc>
+          <w:tcPr>
+            <w:tcW w:w="4673" w:type="dxa"/>
+          </w:tcPr>
+          <w:p>
+            <w:pPr>
+              <w:rPr>
+                <w:rFonts w:ascii="Times New Roman" w:hAnsi="Times New Roman" w:cs="Times New Roman"/>
+                <w:sz w:val="28"/>
+                <w:szCs w:val="28"/>
+              </w:rPr>
+            </w:pPr>
+            <w:r>
+              <w:rPr>
+                <w:rFonts w:ascii="Times New Roman" w:hAnsi="Times New Roman" w:cs="Times New Roman"/>
+                <w:sz w:val="28"/>
+                <w:szCs w:val="28"/>
+              </w:rPr>
+              <w:t>Тип микросхем</w:t>
+            </w:r>
+          </w:p>
+        </w:tc>
+        <w:tc>
+          <w:tcPr>
+            <w:tcW w:w="4672" w:type="dxa"/>
+          </w:tcPr>
+          <w:p>
+            <w:pPr>
+              <w:rPr>
+                <w:rFonts w:ascii="Times New Roman" w:hAnsi="Times New Roman" w:cs="Times New Roman"/>
+                <w:sz w:val="28"/>
+                <w:szCs w:val="28"/>
+                <w:lang w:val="en-US"/>
+              </w:rPr>
+            </w:pPr>
+            <w:r>
+              <w:rPr>
+                <w:rFonts w:ascii="Times New Roman" w:hAnsi="Times New Roman" w:cs="Times New Roman"/>
+                <w:sz w:val="28"/>
+                <w:szCs w:val="28"/>
+                <w:lang w:val="en-US"/>
+              </w:rPr>
+              <w:t>VirtualB</w:t>
+            </w:r>
+            <w:r>
+              <w:rPr>
+                <w:rFonts w:ascii="Times New Roman" w:hAnsi="Times New Roman" w:cs="Times New Roman"/>
+                <w:sz w:val="28"/>
+                <w:szCs w:val="28"/>
+                <w:lang w:val="en-US"/>
+              </w:rPr>
+              <w:t>ox VESA BIOS</w:t>
+            </w:r>
+          </w:p>
+        </w:tc>
+      </w:tr>
+      <w:tr>
+        <w:tc>
+          <w:tcPr>
+            <w:tcW w:w="4673" w:type="dxa"/>
+          </w:tcPr>
+          <w:p>
+            <w:pPr>
+              <w:rPr>
+                <w:rFonts w:ascii="Times New Roman" w:hAnsi="Times New Roman" w:cs="Times New Roman"/>
+                <w:sz w:val="28"/>
+                <w:szCs w:val="28"/>
+              </w:rPr>
+            </w:pPr>
+            <w:r>
+              <w:rPr>
+                <w:rFonts w:ascii="Times New Roman" w:hAnsi="Times New Roman" w:cs="Times New Roman"/>
+                <w:sz w:val="28"/>
+                <w:szCs w:val="28"/>
+              </w:rPr>
+              <w:t>Доступно графической</w:t>
+            </w:r>
+            <w:r>
+              <w:rPr>
+                <w:rFonts w:ascii="Times New Roman" w:hAnsi="Times New Roman" w:cs="Times New Roman"/>
+                <w:sz w:val="28"/>
+                <w:szCs w:val="28"/>
+              </w:rPr>
+              <w:t xml:space="preserve"> </w:t>
+            </w:r>
+            <w:r>
+              <w:rPr>
+                <w:rFonts w:ascii="Times New Roman" w:hAnsi="Times New Roman" w:cs="Times New Roman"/>
+                <w:sz w:val="28"/>
+                <w:szCs w:val="28"/>
+              </w:rPr>
+              <w:t>памяти</w:t>
+            </w:r>
+          </w:p>
+        </w:tc>
+        <w:tc>
+          <w:tcPr>
+            <w:tcW w:w="4672" w:type="dxa"/>
+          </w:tcPr>
+          <w:p>
+            <w:pPr>
+              <w:rPr>
+                <w:rFonts w:ascii="Times New Roman" w:hAnsi="Times New Roman" w:cs="Times New Roman"/>
+                <w:sz w:val="28"/>
+                <w:szCs w:val="28"/>
+              </w:rPr>
+            </w:pPr>
+            <w:r>
+              <w:rPr>
+                <w:rFonts w:ascii="Times New Roman" w:hAnsi="Times New Roman" w:cs="Times New Roman"/>
+                <w:sz w:val="28"/>
+                <w:szCs w:val="28"/>
+                <w:lang w:val="en-US"/>
+              </w:rPr>
+              <w:t>1023</w:t>
+            </w:r>
+            <w:proofErr w:type="spellStart"/>
+            <w:r>
+              <w:rPr>
+                <w:rFonts w:ascii="Times New Roman" w:hAnsi="Times New Roman" w:cs="Times New Roman"/>
+                <w:sz w:val="28"/>
+                <w:szCs w:val="28"/>
+              </w:rPr>
+              <w:t>мб</w:t>
+            </w:r>
+            <w:proofErr w:type="spellEnd"/>
+          </w:p>
+        </w:tc>
+      </w:tr>
+      <w:tr>
+        <w:tc>
+          <w:tcPr>
+            <w:tcW w:w="4673" w:type="dxa"/>
+          </w:tcPr>
+          <w:p>
+            <w:pPr>
+              <w:rPr>
+                <w:rFonts w:ascii="Times New Roman" w:hAnsi="Times New Roman" w:cs="Times New Roman"/>
+                <w:sz w:val="28"/>
+                <w:szCs w:val="28"/>
+              </w:rPr>
+            </w:pPr>
+            <w:r>
+              <w:rPr>
+                <w:rFonts w:ascii="Times New Roman" w:hAnsi="Times New Roman" w:cs="Times New Roman"/>
+                <w:sz w:val="28"/>
+                <w:szCs w:val="28"/>
+              </w:rPr>
+              <w:t>Используется видеопамяти</w:t>
+            </w:r>
+          </w:p>
+        </w:tc>
+        <w:tc>
+          <w:tcPr>
+            <w:tcW w:w="4672" w:type="dxa"/>
+          </w:tcPr>
+          <w:p>
+            <w:pPr>
+              <w:rPr>
+                <w:rFonts w:ascii="Times New Roman" w:hAnsi="Times New Roman" w:cs="Times New Roman"/>
+                <w:sz w:val="28"/>
+                <w:szCs w:val="28"/>
+              </w:rPr>
+            </w:pPr>
+            <w:r>
+              <w:rPr>
+                <w:rFonts w:ascii="Times New Roman" w:hAnsi="Times New Roman" w:cs="Times New Roman"/>
+                <w:sz w:val="28"/>
+                <w:szCs w:val="28"/>
+                <w:lang w:val="en-US"/>
+              </w:rPr>
+              <w:t>0</w:t>
+            </w:r>
+            <w:proofErr w:type="spellStart"/>
+            <w:r>
+              <w:rPr>
+                <w:rFonts w:ascii="Times New Roman" w:hAnsi="Times New Roman" w:cs="Times New Roman"/>
+                <w:sz w:val="28"/>
+                <w:szCs w:val="28"/>
+              </w:rPr>
+              <w:t>мб</w:t>
+            </w:r>
+            <w:proofErr w:type="spellEnd"/>
+          </w:p>
+        </w:tc>
+      </w:tr>
+      <w:tr>
+        <w:tc>
+          <w:tcPr>
+            <w:tcW w:w="4673" w:type="dxa"/>
+          </w:tcPr>
+          <w:p>
+            <w:pPr>
+              <w:rPr>
+                <w:rFonts w:ascii="Times New Roman" w:hAnsi="Times New Roman" w:cs="Times New Roman"/>
+                <w:sz w:val="28"/>
+                <w:szCs w:val="28"/>
+              </w:rPr>
+            </w:pPr>
+            <w:r>
+              <w:rPr>
+                <w:rFonts w:ascii="Times New Roman" w:hAnsi="Times New Roman" w:cs="Times New Roman"/>
+                <w:sz w:val="28"/>
+                <w:szCs w:val="28"/>
+              </w:rPr>
+              <w:t>Качество цветопередачи</w:t>
+            </w:r>
+          </w:p>
+        </w:tc>
+        <w:tc>
+          <w:tcPr>
+            <w:tcW w:w="4672" w:type="dxa"/>
+          </w:tcPr>
+          <w:p>
+            <w:pPr>
+              <w:rPr>
+                <w:rFonts w:ascii="Times New Roman" w:hAnsi="Times New Roman" w:cs="Times New Roman"/>
+                <w:sz w:val="28"/>
+                <w:szCs w:val="28"/>
+              </w:rPr>
+            </w:pPr>
+            <w:r>
+              <w:rPr>
+                <w:rFonts w:ascii="Times New Roman" w:hAnsi="Times New Roman" w:cs="Times New Roman"/>
+                <w:sz w:val="28"/>
+                <w:szCs w:val="28"/>
+              </w:rPr>
+              <w:t xml:space="preserve">Стандартный Динамический </w:t>
+            </w:r>
+            <w:proofErr w:type="spellStart"/>
+            <w:r>
+              <w:rPr>
+                <w:rFonts w:ascii="Times New Roman" w:hAnsi="Times New Roman" w:cs="Times New Roman"/>
+                <w:sz w:val="28"/>
+                <w:szCs w:val="28"/>
+              </w:rPr>
+              <w:t>Диапозон</w:t>
+            </w:r>
+            <w:proofErr w:type="spellEnd"/>
+            <w:r>
+              <w:rPr>
+                <w:rFonts w:ascii="Times New Roman" w:hAnsi="Times New Roman" w:cs="Times New Roman"/>
+                <w:sz w:val="28"/>
+                <w:szCs w:val="28"/>
+              </w:rPr>
+              <w:t xml:space="preserve"> </w:t>
+            </w:r>
+            <w:r>
+              <w:rPr>
+                <w:rFonts w:ascii="Times New Roman" w:hAnsi="Times New Roman" w:cs="Times New Roman"/>
+                <w:sz w:val="28"/>
+                <w:szCs w:val="28"/>
+                <w:lang w:val="en-US"/>
+              </w:rPr>
+              <w:t>(SDR)</w:t>
+            </w:r>
+          </w:p>
+        </w:tc>
+      </w:tr>
+      <w:tr>
+        <w:tc>
+          <w:tcPr>
+            <w:tcW w:w="4673" w:type="dxa"/>
+          </w:tcPr>
+          <w:p>
+            <w:pPr>
+              <w:rPr>
+                <w:rFonts w:ascii="Times New Roman" w:hAnsi="Times New Roman" w:cs="Times New Roman"/>
+                <w:sz w:val="28"/>
+                <w:szCs w:val="28"/>
+              </w:rPr>
+            </w:pPr>
+            <w:r>
+              <w:rPr>
+                <w:rFonts w:ascii="Times New Roman" w:hAnsi="Times New Roman" w:cs="Times New Roman"/>
+                <w:sz w:val="28"/>
+                <w:szCs w:val="28"/>
+              </w:rPr>
+              <w:t>Частота обновления экран</w:t>
+            </w:r>
+            <w:r>
+              <w:rPr>
+                <w:rFonts w:ascii="Times New Roman" w:hAnsi="Times New Roman" w:cs="Times New Roman"/>
+                <w:sz w:val="28"/>
+                <w:szCs w:val="28"/>
+              </w:rPr>
+              <w:t>а</w:t>
+            </w:r>
+          </w:p>
+        </w:tc>
+        <w:tc>
+          <w:tcPr>
+            <w:tcW w:w="4672" w:type="dxa"/>
+          </w:tcPr>
+          <w:p>
+            <w:pPr>
+              <w:rPr>
+                <w:rFonts w:ascii="Times New Roman" w:hAnsi="Times New Roman" w:cs="Times New Roman"/>
+                <w:sz w:val="28"/>
+                <w:szCs w:val="28"/>
+              </w:rPr>
+            </w:pPr>
+            <w:r>
+              <w:rPr>
+                <w:rFonts w:ascii="Times New Roman" w:hAnsi="Times New Roman" w:cs="Times New Roman"/>
+                <w:sz w:val="28"/>
+                <w:szCs w:val="28"/>
+              </w:rPr>
+              <w:t>64Гц</w:t>
+            </w:r>
+          </w:p>
+        </w:tc>
+      </w:tr>
+    </w:tbl>
     <w:p>
       <w:pPr>
         <w:rPr>
           <w:rFonts w:ascii="Times New Roman" w:hAnsi="Times New Roman" w:cs="Times New Roman"/>
-          <w:sz w:val="48"/>
-          <w:szCs w:val="48"/>
+          <w:sz w:val="28"/>
+          <w:szCs w:val="28"/>
         </w:rPr>
       </w:pPr>
     </w:p>
@@ -2281,13 +3127,180 @@
           <w:szCs w:val="28"/>
         </w:rPr>
       </w:pPr>
-      <w:r>
+    </w:p>
+    <w:p>
+      <w:pPr>
+        <w:pStyle w:val="my-2"/>
+        <w:numPr>
+          <w:ilvl w:val="0"/>
+          <w:numId w:val="1"/>
+        </w:numPr>
         <w:rPr>
-          <w:rFonts w:ascii="Times New Roman" w:hAnsi="Times New Roman" w:cs="Times New Roman"/>
           <w:sz w:val="28"/>
           <w:szCs w:val="28"/>
         </w:rPr>
-        <w:t>Часть 3</w:t>
+      </w:pPr>
+      <w:r>
+        <w:rPr>
+          <w:sz w:val="28"/>
+          <w:szCs w:val="28"/>
+        </w:rPr>
+        <w:t>компонент сведения о системе отображает подробные сведения о конфигурации оборудования компонентах и программном обеспечении компьютера включая драйверы</w:t>
+      </w:r>
+    </w:p>
+    <w:p>
+      <w:pPr>
+        <w:pStyle w:val="my-2"/>
+        <w:numPr>
+          <w:ilvl w:val="0"/>
+          <w:numId w:val="1"/>
+        </w:numPr>
+        <w:rPr>
+          <w:sz w:val="28"/>
+          <w:szCs w:val="28"/>
+        </w:rPr>
+      </w:pPr>
+      <w:proofErr w:type="gramStart"/>
+      <w:r>
+        <w:rPr>
+          <w:sz w:val="28"/>
+          <w:szCs w:val="28"/>
+        </w:rPr>
+        <w:t>диспетчер устройств это</w:t>
+      </w:r>
+      <w:proofErr w:type="gramEnd"/>
+      <w:r>
+        <w:rPr>
+          <w:sz w:val="28"/>
+          <w:szCs w:val="28"/>
+        </w:rPr>
+        <w:t xml:space="preserve"> специальная программа в составе </w:t>
+      </w:r>
+      <w:proofErr w:type="spellStart"/>
+      <w:r>
+        <w:rPr>
+          <w:sz w:val="28"/>
+          <w:szCs w:val="28"/>
+        </w:rPr>
+        <w:t>windows</w:t>
+      </w:r>
+      <w:proofErr w:type="spellEnd"/>
+      <w:r>
+        <w:rPr>
+          <w:sz w:val="28"/>
+          <w:szCs w:val="28"/>
+        </w:rPr>
+        <w:t xml:space="preserve"> для управления устройствами компьютера и контроля за их состоянием</w:t>
+      </w:r>
+      <w:r>
+        <w:rPr>
+          <w:sz w:val="28"/>
+          <w:szCs w:val="28"/>
+        </w:rPr>
+        <w:t>,</w:t>
+      </w:r>
+      <w:r>
+        <w:rPr>
+          <w:sz w:val="28"/>
+          <w:szCs w:val="28"/>
+        </w:rPr>
+        <w:t xml:space="preserve"> позволяет определять правильность работы оборудования изменять параметры конфигурации определять драйверы изменять свойства устанавливать обновленные драйверы отключать включать удалять устройства возвращать к предыдущей версии драйвера распечатывать список устройств</w:t>
+      </w:r>
+    </w:p>
+    <w:p>
+      <w:pPr>
+        <w:pStyle w:val="my-2"/>
+        <w:numPr>
+          <w:ilvl w:val="0"/>
+          <w:numId w:val="1"/>
+        </w:numPr>
+        <w:rPr>
+          <w:sz w:val="28"/>
+          <w:szCs w:val="28"/>
+        </w:rPr>
+      </w:pPr>
+      <w:r>
+        <w:rPr>
+          <w:sz w:val="28"/>
+          <w:szCs w:val="28"/>
+        </w:rPr>
+        <w:t>двойным щелчком левой кнопки мыши по устройству или выбором свойства в контекстном меню</w:t>
+      </w:r>
+    </w:p>
+    <w:p>
+      <w:pPr>
+        <w:pStyle w:val="my-2"/>
+        <w:numPr>
+          <w:ilvl w:val="0"/>
+          <w:numId w:val="1"/>
+        </w:numPr>
+        <w:rPr>
+          <w:sz w:val="28"/>
+          <w:szCs w:val="28"/>
+        </w:rPr>
+      </w:pPr>
+      <w:r>
+        <w:rPr>
+          <w:sz w:val="28"/>
+          <w:szCs w:val="28"/>
+        </w:rPr>
+        <w:t>в диспетчере устройств меню вид отобразить скрытые устройства</w:t>
+      </w:r>
+      <w:r>
+        <w:rPr>
+          <w:sz w:val="28"/>
+          <w:szCs w:val="28"/>
+        </w:rPr>
+        <w:t>,</w:t>
+      </w:r>
+    </w:p>
+    <w:p>
+      <w:pPr>
+        <w:pStyle w:val="my-2"/>
+        <w:numPr>
+          <w:ilvl w:val="0"/>
+          <w:numId w:val="1"/>
+        </w:numPr>
+        <w:rPr>
+          <w:sz w:val="28"/>
+          <w:szCs w:val="28"/>
+        </w:rPr>
+      </w:pPr>
+      <w:proofErr w:type="gramStart"/>
+      <w:r>
+        <w:rPr>
+          <w:sz w:val="28"/>
+          <w:szCs w:val="28"/>
+        </w:rPr>
+        <w:t>базовый индекс производительности это</w:t>
+      </w:r>
+      <w:proofErr w:type="gramEnd"/>
+      <w:r>
+        <w:rPr>
+          <w:sz w:val="28"/>
+          <w:szCs w:val="28"/>
+        </w:rPr>
+        <w:t xml:space="preserve"> оценка производительности системы по шкале от 0 до 10</w:t>
+      </w:r>
+    </w:p>
+    <w:p>
+      <w:pPr>
+        <w:pStyle w:val="my-2"/>
+        <w:numPr>
+          <w:ilvl w:val="0"/>
+          <w:numId w:val="1"/>
+        </w:numPr>
+        <w:rPr>
+          <w:sz w:val="28"/>
+          <w:szCs w:val="28"/>
+        </w:rPr>
+      </w:pPr>
+      <w:r>
+        <w:rPr>
+          <w:sz w:val="28"/>
+          <w:szCs w:val="28"/>
+        </w:rPr>
+        <w:t>обновление драйверов дефрагментация диска очистка временных файлов отключение ненужных служб и программ повышение производительности системы</w:t>
       </w:r>
     </w:p>
     <w:p>
@@ -2307,6 +3320,127 @@
     </w:sectPr>
   </w:body>
 </w:document>
+</file>
+
+<file path=word/numbering.xml><?xml version="1.0" encoding="utf-8"?>
+<w:numbering xmlns:wpc="http://schemas.microsoft.com/office/word/2010/wordprocessingCanvas" xmlns:cx="http://schemas.microsoft.com/office/drawing/2014/chartex" xmlns:cx1="http://schemas.microsoft.com/office/drawing/2015/9/8/chartex" xmlns:cx2="http://schemas.microsoft.com/office/drawing/2015/10/21/chartex" xmlns:cx3="http://schemas.microsoft.com/office/drawing/2016/5/9/chartex" xmlns:cx4="http://schemas.microsoft.com/office/drawing/2016/5/10/chartex" xmlns:cx5="http://schemas.microsoft.com/office/drawing/2016/5/11/chartex" xmlns:cx6="http://schemas.microsoft.com/office/drawing/2016/5/12/chartex" xmlns:cx7="http://schemas.microsoft.com/office/drawing/2016/5/13/chartex" xmlns:cx8="http://schemas.microsoft.com/office/drawing/2016/5/14/chartex" xmlns:mc="http://schemas.openxmlformats.org/markup-compatibility/2006" xmlns:aink="http://schemas.microsoft.com/office/drawing/2016/ink" xmlns:am3d="http://schemas.microsoft.com/office/drawing/2017/model3d" xmlns:o="urn:schemas-microsoft-com:office:office" xmlns:r="http://schemas.openxmlformats.org/officeDocument/2006/relationships" xmlns:m="http://schemas.openxmlformats.org/officeDocument/2006/math" xmlns:v="urn:schemas-microsoft-com:vml" xmlns:wp14="http://schemas.microsoft.com/office/word/2010/wordprocessingDrawing" xmlns:wp="http://schemas.openxmlformats.org/drawingml/2006/wordprocessingDrawing" xmlns:w10="urn:schemas-microsoft-com:office:word" xmlns:w="http://schemas.openxmlformats.org/wordprocessingml/2006/main" xmlns:w14="http://schemas.microsoft.com/office/word/2010/wordml" xmlns:w15="http://schemas.microsoft.com/office/word/2012/wordml" xmlns:w16cex="http://schemas.microsoft.com/office/word/2018/wordml/cex" xmlns:w16cid="http://schemas.microsoft.com/office/word/2016/wordml/cid" xmlns:w16="http://schemas.microsoft.com/office/word/2018/wordml" xmlns:w16sdtdh="http://schemas.microsoft.com/office/word/2020/wordml/sdtdatahash" xmlns:w16se="http://schemas.microsoft.com/office/word/2015/wordml/symex" xmlns:wpg="http://schemas.microsoft.com/office/word/2010/wordprocessingGroup" xmlns:wpi="http://schemas.microsoft.com/office/word/2010/wordprocessingInk" xmlns:wne="http://schemas.microsoft.com/office/word/2006/wordml" xmlns:wps="http://schemas.microsoft.com/office/word/2010/wordprocessingShape" mc:Ignorable="w14 w15 w16se w16cid w16 w16cex w16sdtdh wp14">
+  <w:abstractNum w:abstractNumId="0" w15:restartNumberingAfterBreak="0">
+    <w:nsid w:val="1CD96C9E"/>
+    <w:multiLevelType w:val="multilevel"/>
+    <w:tmpl w:val="6B90E6FA"/>
+    <w:lvl w:ilvl="0">
+      <w:start w:val="1"/>
+      <w:numFmt w:val="decimal"/>
+      <w:lvlText w:val="%1."/>
+      <w:lvlJc w:val="left"/>
+      <w:pPr>
+        <w:tabs>
+          <w:tab w:val="num" w:pos="720"/>
+        </w:tabs>
+        <w:ind w:left="720" w:hanging="360"/>
+      </w:pPr>
+    </w:lvl>
+    <w:lvl w:ilvl="1" w:tentative="1">
+      <w:start w:val="1"/>
+      <w:numFmt w:val="decimal"/>
+      <w:lvlText w:val="%2."/>
+      <w:lvlJc w:val="left"/>
+      <w:pPr>
+        <w:tabs>
+          <w:tab w:val="num" w:pos="1440"/>
+        </w:tabs>
+        <w:ind w:left="1440" w:hanging="360"/>
+      </w:pPr>
+    </w:lvl>
+    <w:lvl w:ilvl="2" w:tentative="1">
+      <w:start w:val="1"/>
+      <w:numFmt w:val="decimal"/>
+      <w:lvlText w:val="%3."/>
+      <w:lvlJc w:val="left"/>
+      <w:pPr>
+        <w:tabs>
+          <w:tab w:val="num" w:pos="2160"/>
+        </w:tabs>
+        <w:ind w:left="2160" w:hanging="360"/>
+      </w:pPr>
+    </w:lvl>
+    <w:lvl w:ilvl="3" w:tentative="1">
+      <w:start w:val="1"/>
+      <w:numFmt w:val="decimal"/>
+      <w:lvlText w:val="%4."/>
+      <w:lvlJc w:val="left"/>
+      <w:pPr>
+        <w:tabs>
+          <w:tab w:val="num" w:pos="2880"/>
+        </w:tabs>
+        <w:ind w:left="2880" w:hanging="360"/>
+      </w:pPr>
+    </w:lvl>
+    <w:lvl w:ilvl="4" w:tentative="1">
+      <w:start w:val="1"/>
+      <w:numFmt w:val="decimal"/>
+      <w:lvlText w:val="%5."/>
+      <w:lvlJc w:val="left"/>
+      <w:pPr>
+        <w:tabs>
+          <w:tab w:val="num" w:pos="3600"/>
+        </w:tabs>
+        <w:ind w:left="3600" w:hanging="360"/>
+      </w:pPr>
+    </w:lvl>
+    <w:lvl w:ilvl="5" w:tentative="1">
+      <w:start w:val="1"/>
+      <w:numFmt w:val="decimal"/>
+      <w:lvlText w:val="%6."/>
+      <w:lvlJc w:val="left"/>
+      <w:pPr>
+        <w:tabs>
+          <w:tab w:val="num" w:pos="4320"/>
+        </w:tabs>
+        <w:ind w:left="4320" w:hanging="360"/>
+      </w:pPr>
+    </w:lvl>
+    <w:lvl w:ilvl="6" w:tentative="1">
+      <w:start w:val="1"/>
+      <w:numFmt w:val="decimal"/>
+      <w:lvlText w:val="%7."/>
+      <w:lvlJc w:val="left"/>
+      <w:pPr>
+        <w:tabs>
+          <w:tab w:val="num" w:pos="5040"/>
+        </w:tabs>
+        <w:ind w:left="5040" w:hanging="360"/>
+      </w:pPr>
+    </w:lvl>
+    <w:lvl w:ilvl="7" w:tentative="1">
+      <w:start w:val="1"/>
+      <w:numFmt w:val="decimal"/>
+      <w:lvlText w:val="%8."/>
+      <w:lvlJc w:val="left"/>
+      <w:pPr>
+        <w:tabs>
+          <w:tab w:val="num" w:pos="5760"/>
+        </w:tabs>
+        <w:ind w:left="5760" w:hanging="360"/>
+      </w:pPr>
+    </w:lvl>
+    <w:lvl w:ilvl="8" w:tentative="1">
+      <w:start w:val="1"/>
+      <w:numFmt w:val="decimal"/>
+      <w:lvlText w:val="%9."/>
+      <w:lvlJc w:val="left"/>
+      <w:pPr>
+        <w:tabs>
+          <w:tab w:val="num" w:pos="6480"/>
+        </w:tabs>
+        <w:ind w:left="6480" w:hanging="360"/>
+      </w:pPr>
+    </w:lvl>
+  </w:abstractNum>
+  <w:num w:numId="1">
+    <w:abstractNumId w:val="0"/>
+  </w:num>
+</w:numbering>
 </file>
 
 <file path=word/styles.xml><?xml version="1.0" encoding="utf-8"?>
@@ -2758,6 +3892,20 @@
       </w:tblBorders>
     </w:tblPr>
   </w:style>
+  <w:style w:type="paragraph" w:customStyle="1" w:styleId="my-2">
+    <w:name w:val="my-2"/>
+    <w:basedOn w:val="a"/>
+    <w:rsid w:val="0065336D"/>
+    <w:pPr>
+      <w:spacing w:before="100" w:beforeAutospacing="1" w:after="100" w:afterAutospacing="1" w:line="240" w:lineRule="auto"/>
+    </w:pPr>
+    <w:rPr>
+      <w:rFonts w:ascii="Times New Roman" w:eastAsia="Times New Roman" w:hAnsi="Times New Roman" w:cs="Times New Roman"/>
+      <w:sz w:val="24"/>
+      <w:szCs w:val="24"/>
+      <w:lang w:eastAsia="ru-RU"/>
+    </w:rPr>
+  </w:style>
 </w:styles>
 </file>
 
